--- a/examples/demos/demo_entrepreneurship_training.docx
+++ b/examples/demos/demo_entrepreneurship_training.docx
@@ -1954,6 +1954,94 @@
     </w:p>
     <w:p>
       <w:pPr>
+        <w:spacing w:before="0" w:after="120" w:lineRule="auto" w:line="360"/>
+        <w:ind w:firstLine="480"/>
+      </w:pPr>
+      <w:r>
+        <w:rPr>
+          <w:rFonts w:ascii="宋体" w:hAnsi="宋体" w:eastAsia="宋体"/>
+          <w:b w:val="0"/>
+          <w:color w:val="111827"/>
+          <w:sz w:val="24"/>
+        </w:rPr>
+        <w:t>把交付拆成六步之后，服务才谈得上「标准化」。每一步都对应一个明确的责任人和一个可计时的耗时——这是判断「一个人能扛多少亩」的基础，也是新飞手培训手册的目录结构。</w:t>
+      </w:r>
+    </w:p>
+    <w:p>
+      <w:pPr>
+        <w:keepNext/>
+        <w:keepLines/>
+        <w:spacing w:before="200" w:after="80"/>
+        <w:jc w:val="center"/>
+      </w:pPr>
+      <w:r>
+        <w:drawing>
+          <wp:inline xmlns:a="http://schemas.openxmlformats.org/drawingml/2006/main" xmlns:pic="http://schemas.openxmlformats.org/drawingml/2006/picture">
+            <wp:extent cx="5472000" cy="1824000"/>
+            <wp:docPr id="2" name="Picture 2"/>
+            <wp:cNvGraphicFramePr>
+              <a:graphicFrameLocks noChangeAspect="1"/>
+            </wp:cNvGraphicFramePr>
+            <a:graphic>
+              <a:graphicData uri="http://schemas.openxmlformats.org/drawingml/2006/picture">
+                <pic:pic>
+                  <pic:nvPicPr>
+                    <pic:cNvPr id="0" name="19_service_flow.png"/>
+                    <pic:cNvPicPr/>
+                  </pic:nvPicPr>
+                  <pic:blipFill>
+                    <a:blip r:embed="rId10"/>
+                    <a:stretch>
+                      <a:fillRect/>
+                    </a:stretch>
+                  </pic:blipFill>
+                  <pic:spPr>
+                    <a:xfrm>
+                      <a:off x="0" y="0"/>
+                      <a:ext cx="5472000" cy="1824000"/>
+                    </a:xfrm>
+                    <a:prstGeom prst="rect"/>
+                  </pic:spPr>
+                </pic:pic>
+              </a:graphicData>
+            </a:graphic>
+          </wp:inline>
+        </w:drawing>
+      </w:r>
+    </w:p>
+    <w:p>
+      <w:pPr>
+        <w:keepLines/>
+        <w:spacing w:before="0" w:after="280"/>
+        <w:jc w:val="center"/>
+      </w:pPr>
+      <w:r>
+        <w:rPr>
+          <w:rFonts w:ascii="宋体" w:hAnsi="宋体" w:eastAsia="宋体"/>
+          <w:b w:val="0"/>
+          <w:color w:val="6B7280"/>
+          <w:sz w:val="21"/>
+        </w:rPr>
+        <w:t>图 2　服务交付六步链路与单环节耗时</w:t>
+      </w:r>
+    </w:p>
+    <w:p>
+      <w:pPr>
+        <w:spacing w:before="0" w:after="120" w:lineRule="auto" w:line="360"/>
+        <w:ind w:firstLine="480"/>
+      </w:pPr>
+      <w:r>
+        <w:rPr>
+          <w:rFonts w:ascii="宋体" w:hAnsi="宋体" w:eastAsia="宋体"/>
+          <w:b w:val="0"/>
+          <w:color w:val="111827"/>
+          <w:sz w:val="24"/>
+        </w:rPr>
+        <w:t>流程里最容易被低估的是「复购回访」。它看起来不像生产环节，但农业服务是关系生意，一次回访换来的续约，成本远低于拉一个新客户。所以这一环我固定给市场负责人，而不是让飞手顺手做。</w:t>
+      </w:r>
+    </w:p>
+    <w:p>
+      <w:pPr>
         <w:keepNext/>
         <w:keepLines/>
         <w:spacing w:before="360" w:after="160" w:line="360" w:lineRule="auto"/>
@@ -1994,7 +2082,7 @@
         <w:drawing>
           <wp:inline xmlns:a="http://schemas.openxmlformats.org/drawingml/2006/main" xmlns:pic="http://schemas.openxmlformats.org/drawingml/2006/picture">
             <wp:extent cx="4630402" cy="2520000"/>
-            <wp:docPr id="2" name="Picture 2"/>
+            <wp:docPr id="3" name="Picture 3"/>
             <wp:cNvGraphicFramePr>
               <a:graphicFrameLocks noChangeAspect="1"/>
             </wp:cNvGraphicFramePr>
@@ -2006,7 +2094,7 @@
                     <pic:cNvPicPr/>
                   </pic:nvPicPr>
                   <pic:blipFill>
-                    <a:blip r:embed="rId10"/>
+                    <a:blip r:embed="rId11"/>
                     <a:stretch>
                       <a:fillRect/>
                     </a:stretch>
@@ -2038,7 +2126,7 @@
           <w:color w:val="6B7280"/>
           <w:sz w:val="21"/>
         </w:rPr>
-        <w:t>图 2　五年营收、成本与净利润预测（单位：万元）</w:t>
+        <w:t>图 3　五年营收、成本与净利润预测（单位：万元）</w:t>
       </w:r>
     </w:p>
     <w:tbl>
@@ -3058,6 +3146,94 @@
     </w:p>
     <w:p>
       <w:pPr>
+        <w:spacing w:before="0" w:after="120" w:lineRule="auto" w:line="360"/>
+        <w:ind w:firstLine="480"/>
+      </w:pPr>
+      <w:r>
+        <w:rPr>
+          <w:rFonts w:ascii="宋体" w:hAnsi="宋体" w:eastAsia="宋体"/>
+          <w:b w:val="0"/>
+          <w:color w:val="111827"/>
+          <w:sz w:val="24"/>
+        </w:rPr>
+        <w:t>单亩模型是整个财务预测的地基。8 元的服务价格要覆盖飞手、设备、数据处理与管理四块成本，最后剩下 3.6 元、毛利率 45%——这个数字决定了多大的服务面积才能养住一个县级服务站。</w:t>
+      </w:r>
+    </w:p>
+    <w:p>
+      <w:pPr>
+        <w:keepNext/>
+        <w:keepLines/>
+        <w:spacing w:before="200" w:after="80"/>
+        <w:jc w:val="center"/>
+      </w:pPr>
+      <w:r>
+        <w:drawing>
+          <wp:inline xmlns:a="http://schemas.openxmlformats.org/drawingml/2006/main" xmlns:pic="http://schemas.openxmlformats.org/drawingml/2006/picture">
+            <wp:extent cx="5087981" cy="2520000"/>
+            <wp:docPr id="4" name="Picture 4"/>
+            <wp:cNvGraphicFramePr>
+              <a:graphicFrameLocks noChangeAspect="1"/>
+            </wp:cNvGraphicFramePr>
+            <a:graphic>
+              <a:graphicData uri="http://schemas.openxmlformats.org/drawingml/2006/picture">
+                <pic:pic>
+                  <pic:nvPicPr>
+                    <pic:cNvPr id="0" name="18_unit_econ.png"/>
+                    <pic:cNvPicPr/>
+                  </pic:nvPicPr>
+                  <pic:blipFill>
+                    <a:blip r:embed="rId12"/>
+                    <a:stretch>
+                      <a:fillRect/>
+                    </a:stretch>
+                  </pic:blipFill>
+                  <pic:spPr>
+                    <a:xfrm>
+                      <a:off x="0" y="0"/>
+                      <a:ext cx="5087981" cy="2520000"/>
+                    </a:xfrm>
+                    <a:prstGeom prst="rect"/>
+                  </pic:spPr>
+                </pic:pic>
+              </a:graphicData>
+            </a:graphic>
+          </wp:inline>
+        </w:drawing>
+      </w:r>
+    </w:p>
+    <w:p>
+      <w:pPr>
+        <w:keepLines/>
+        <w:spacing w:before="0" w:after="280"/>
+        <w:jc w:val="center"/>
+      </w:pPr>
+      <w:r>
+        <w:rPr>
+          <w:rFonts w:ascii="宋体" w:hAnsi="宋体" w:eastAsia="宋体"/>
+          <w:b w:val="0"/>
+          <w:color w:val="6B7280"/>
+          <w:sz w:val="21"/>
+        </w:rPr>
+        <w:t>图 4　单亩单次经济模型：收入、成本与毛利的构成</w:t>
+      </w:r>
+    </w:p>
+    <w:p>
+      <w:pPr>
+        <w:spacing w:before="0" w:after="120" w:lineRule="auto" w:line="360"/>
+        <w:ind w:firstLine="480"/>
+      </w:pPr>
+      <w:r>
+        <w:rPr>
+          <w:rFonts w:ascii="宋体" w:hAnsi="宋体" w:eastAsia="宋体"/>
+          <w:b w:val="0"/>
+          <w:color w:val="111827"/>
+          <w:sz w:val="24"/>
+        </w:rPr>
+        <w:t>四项成本里，飞手人工占比最高（1.7 元，占成本 39%），所以「飞手人效」是唯一能真正改善毛利的杠杆；设备折旧是刚性支出，靠提高年利用率摊薄；管理与损耗这一项最容易被低估，实际包含转场、返工与天气取消。</w:t>
+      </w:r>
+    </w:p>
+    <w:p>
+      <w:pPr>
         <w:keepNext/>
         <w:keepLines/>
         <w:spacing w:before="360" w:after="160" w:line="360" w:lineRule="auto"/>
@@ -3100,7 +3276,7 @@
         <w:drawing>
           <wp:inline xmlns:a="http://schemas.openxmlformats.org/drawingml/2006/main" xmlns:pic="http://schemas.openxmlformats.org/drawingml/2006/picture">
             <wp:extent cx="5348767" cy="2520000"/>
-            <wp:docPr id="3" name="Picture 3"/>
+            <wp:docPr id="5" name="Picture 5"/>
             <wp:cNvGraphicFramePr>
               <a:graphicFrameLocks noChangeAspect="1"/>
             </wp:cNvGraphicFramePr>
@@ -3112,7 +3288,7 @@
                     <pic:cNvPicPr/>
                   </pic:nvPicPr>
                   <pic:blipFill>
-                    <a:blip r:embed="rId11"/>
+                    <a:blip r:embed="rId13"/>
                     <a:stretch>
                       <a:fillRect/>
                     </a:stretch>
@@ -3144,7 +3320,7 @@
           <w:color w:val="6B7280"/>
           <w:sz w:val="21"/>
         </w:rPr>
-        <w:t>图 3　项目实施进度甘特图</w:t>
+        <w:t>图 5　项目实施进度甘特图</w:t>
       </w:r>
     </w:p>
     <w:p>

--- a/examples/demos/demo_entrepreneurship_training.docx
+++ b/examples/demos/demo_entrepreneurship_training.docx
@@ -381,7 +381,7 @@
       <w:pPr>
         <w:keepNext/>
         <w:keepLines/>
-        <w:spacing w:before="360" w:after="160" w:line="360" w:lineRule="auto"/>
+        <w:spacing w:before="280" w:after="140" w:line="360" w:lineRule="auto"/>
       </w:pPr>
       <w:r>
         <w:rPr>
@@ -668,7 +668,7 @@
       <w:pPr>
         <w:keepNext/>
         <w:keepLines/>
-        <w:spacing w:before="360" w:after="160" w:line="360" w:lineRule="auto"/>
+        <w:spacing w:before="280" w:after="140" w:line="360" w:lineRule="auto"/>
       </w:pPr>
       <w:r>
         <w:rPr>
@@ -699,7 +699,7 @@
       <w:pPr>
         <w:keepNext/>
         <w:keepLines/>
-        <w:spacing w:before="200" w:after="80"/>
+        <w:spacing w:before="160" w:after="60"/>
         <w:jc w:val="center"/>
       </w:pPr>
       <w:r>
@@ -718,7 +718,7 @@
                     <pic:cNvPicPr/>
                   </pic:nvPicPr>
                   <pic:blipFill>
-                    <a:blip r:embed="rId9"/>
+                    <a:blip r:embed="rId10"/>
                     <a:stretch>
                       <a:fillRect/>
                     </a:stretch>
@@ -740,7 +740,7 @@
     <w:p>
       <w:pPr>
         <w:keepLines/>
-        <w:spacing w:before="0" w:after="280"/>
+        <w:spacing w:before="0" w:after="200"/>
         <w:jc w:val="center"/>
       </w:pPr>
       <w:r>
@@ -781,7 +781,7 @@
           <w:color w:val="111827"/>
           <w:sz w:val="25"/>
         </w:rPr>
-        <w:t>2.3 客户画像与获客路径</w:t>
+        <w:t>2.1 客户画像与获客路径</w:t>
       </w:r>
     </w:p>
     <w:p>
@@ -827,7 +827,24 @@
           <w:color w:val="111827"/>
           <w:sz w:val="25"/>
         </w:rPr>
-        <w:t>2.4 单位经济模型</w:t>
+        <w:t>2.2 单位经济模型</w:t>
+      </w:r>
+    </w:p>
+    <w:p>
+      <w:pPr>
+        <w:keepNext/>
+        <w:keepLines/>
+        <w:spacing w:before="120" w:after="40" w:line="288" w:lineRule="auto"/>
+        <w:jc w:val="center"/>
+      </w:pPr>
+      <w:r>
+        <w:rPr>
+          <w:rFonts w:ascii="黑体" w:hAnsi="黑体" w:eastAsia="黑体"/>
+          <w:b w:val="0"/>
+          <w:color w:val="111827"/>
+          <w:sz w:val="21"/>
+        </w:rPr>
+        <w:t>表 1　单亩单次作业的成本构成与计算口径</w:t>
       </w:r>
     </w:p>
     <w:tbl>
@@ -1339,7 +1356,7 @@
       <w:pPr>
         <w:keepNext/>
         <w:keepLines/>
-        <w:spacing w:before="360" w:after="160" w:line="360" w:lineRule="auto"/>
+        <w:spacing w:before="280" w:after="140" w:line="360" w:lineRule="auto"/>
       </w:pPr>
       <w:r>
         <w:rPr>
@@ -1366,6 +1383,23 @@
           <w:sz w:val="24"/>
         </w:rPr>
         <w:t>服务按作物生长周期分为四档，不同档位的采集频次与报告深度不同：</w:t>
+      </w:r>
+    </w:p>
+    <w:p>
+      <w:pPr>
+        <w:keepNext/>
+        <w:keepLines/>
+        <w:spacing w:before="120" w:after="40" w:line="288" w:lineRule="auto"/>
+        <w:jc w:val="center"/>
+      </w:pPr>
+      <w:r>
+        <w:rPr>
+          <w:rFonts w:ascii="黑体" w:hAnsi="黑体" w:eastAsia="黑体"/>
+          <w:b w:val="0"/>
+          <w:color w:val="111827"/>
+          <w:sz w:val="21"/>
+        </w:rPr>
+        <w:t>表 2　三档服务的采集频次、交付内容与定价</w:t>
       </w:r>
     </w:p>
     <w:tbl>
@@ -1873,7 +1907,7 @@
           <w:color w:val="111827"/>
           <w:sz w:val="25"/>
         </w:rPr>
-        <w:t>3.2 交付物设计</w:t>
+        <w:t>3.1 交付物设计</w:t>
       </w:r>
     </w:p>
     <w:p>
@@ -1919,7 +1953,7 @@
           <w:color w:val="111827"/>
           <w:sz w:val="25"/>
         </w:rPr>
-        <w:t>3.3 作业流程与质量控制</w:t>
+        <w:t>3.2 作业流程与质量控制</w:t>
       </w:r>
     </w:p>
     <w:p>
@@ -1971,7 +2005,7 @@
       <w:pPr>
         <w:keepNext/>
         <w:keepLines/>
-        <w:spacing w:before="200" w:after="80"/>
+        <w:spacing w:before="160" w:after="60"/>
         <w:jc w:val="center"/>
       </w:pPr>
       <w:r>
@@ -1990,7 +2024,7 @@
                     <pic:cNvPicPr/>
                   </pic:nvPicPr>
                   <pic:blipFill>
-                    <a:blip r:embed="rId10"/>
+                    <a:blip r:embed="rId11"/>
                     <a:stretch>
                       <a:fillRect/>
                     </a:stretch>
@@ -2012,7 +2046,7 @@
     <w:p>
       <w:pPr>
         <w:keepLines/>
-        <w:spacing w:before="0" w:after="280"/>
+        <w:spacing w:before="0" w:after="200"/>
         <w:jc w:val="center"/>
       </w:pPr>
       <w:r>
@@ -2044,7 +2078,7 @@
       <w:pPr>
         <w:keepNext/>
         <w:keepLines/>
-        <w:spacing w:before="360" w:after="160" w:line="360" w:lineRule="auto"/>
+        <w:spacing w:before="280" w:after="140" w:line="360" w:lineRule="auto"/>
       </w:pPr>
       <w:r>
         <w:rPr>
@@ -2075,7 +2109,7 @@
       <w:pPr>
         <w:keepNext/>
         <w:keepLines/>
-        <w:spacing w:before="200" w:after="80"/>
+        <w:spacing w:before="160" w:after="60"/>
         <w:jc w:val="center"/>
       </w:pPr>
       <w:r>
@@ -2094,7 +2128,7 @@
                     <pic:cNvPicPr/>
                   </pic:nvPicPr>
                   <pic:blipFill>
-                    <a:blip r:embed="rId11"/>
+                    <a:blip r:embed="rId12"/>
                     <a:stretch>
                       <a:fillRect/>
                     </a:stretch>
@@ -2116,7 +2150,7 @@
     <w:p>
       <w:pPr>
         <w:keepLines/>
-        <w:spacing w:before="0" w:after="280"/>
+        <w:spacing w:before="0" w:after="200"/>
         <w:jc w:val="center"/>
       </w:pPr>
       <w:r>
@@ -2127,6 +2161,23 @@
           <w:sz w:val="21"/>
         </w:rPr>
         <w:t>图 3　五年营收、成本与净利润预测（单位：万元）</w:t>
+      </w:r>
+    </w:p>
+    <w:p>
+      <w:pPr>
+        <w:keepNext/>
+        <w:keepLines/>
+        <w:spacing w:before="120" w:after="40" w:line="288" w:lineRule="auto"/>
+        <w:jc w:val="center"/>
+      </w:pPr>
+      <w:r>
+        <w:rPr>
+          <w:rFonts w:ascii="黑体" w:hAnsi="黑体" w:eastAsia="黑体"/>
+          <w:b w:val="0"/>
+          <w:color w:val="111827"/>
+          <w:sz w:val="21"/>
+        </w:rPr>
+        <w:t>表 3　关键财务科目的五年预测</w:t>
       </w:r>
     </w:p>
     <w:tbl>
@@ -2634,7 +2685,7 @@
           <w:color w:val="111827"/>
           <w:sz w:val="25"/>
         </w:rPr>
-        <w:t>4.3 敏感性分析</w:t>
+        <w:t>4.1 敏感性分析</w:t>
       </w:r>
     </w:p>
     <w:p>
@@ -2650,6 +2701,23 @@
           <w:sz w:val="24"/>
         </w:rPr>
         <w:t>三个变量对结果影响最大：作业价格、设备利用率、飞手人效。分别做 ±20% 的单因素扰动，结果显示设备利用率的弹性最高——利用率从 35% 提到 58% 能让盈亏平衡点提前 11 个月，而价格上调 20% 只提前 4 个月。</w:t>
+      </w:r>
+    </w:p>
+    <w:p>
+      <w:pPr>
+        <w:keepNext/>
+        <w:keepLines/>
+        <w:spacing w:before="120" w:after="40" w:line="288" w:lineRule="auto"/>
+        <w:jc w:val="center"/>
+      </w:pPr>
+      <w:r>
+        <w:rPr>
+          <w:rFonts w:ascii="黑体" w:hAnsi="黑体" w:eastAsia="黑体"/>
+          <w:b w:val="0"/>
+          <w:color w:val="111827"/>
+          <w:sz w:val="21"/>
+        </w:rPr>
+        <w:t>表 4　关键变量波动对盈亏平衡点与净利的影响</w:t>
       </w:r>
     </w:p>
     <w:tbl>
@@ -3163,7 +3231,7 @@
       <w:pPr>
         <w:keepNext/>
         <w:keepLines/>
-        <w:spacing w:before="200" w:after="80"/>
+        <w:spacing w:before="160" w:after="60"/>
         <w:jc w:val="center"/>
       </w:pPr>
       <w:r>
@@ -3182,7 +3250,7 @@
                     <pic:cNvPicPr/>
                   </pic:nvPicPr>
                   <pic:blipFill>
-                    <a:blip r:embed="rId12"/>
+                    <a:blip r:embed="rId13"/>
                     <a:stretch>
                       <a:fillRect/>
                     </a:stretch>
@@ -3204,7 +3272,7 @@
     <w:p>
       <w:pPr>
         <w:keepLines/>
-        <w:spacing w:before="0" w:after="280"/>
+        <w:spacing w:before="0" w:after="200"/>
         <w:jc w:val="center"/>
       </w:pPr>
       <w:r>
@@ -3236,7 +3304,7 @@
       <w:pPr>
         <w:keepNext/>
         <w:keepLines/>
-        <w:spacing w:before="360" w:after="160" w:line="360" w:lineRule="auto"/>
+        <w:spacing w:before="280" w:after="140" w:line="360" w:lineRule="auto"/>
       </w:pPr>
       <w:r>
         <w:rPr>
@@ -3269,7 +3337,7 @@
       <w:pPr>
         <w:keepNext/>
         <w:keepLines/>
-        <w:spacing w:before="200" w:after="80"/>
+        <w:spacing w:before="160" w:after="60"/>
         <w:jc w:val="center"/>
       </w:pPr>
       <w:r>
@@ -3288,7 +3356,7 @@
                     <pic:cNvPicPr/>
                   </pic:nvPicPr>
                   <pic:blipFill>
-                    <a:blip r:embed="rId13"/>
+                    <a:blip r:embed="rId14"/>
                     <a:stretch>
                       <a:fillRect/>
                     </a:stretch>
@@ -3310,7 +3378,7 @@
     <w:p>
       <w:pPr>
         <w:keepLines/>
-        <w:spacing w:before="0" w:after="280"/>
+        <w:spacing w:before="0" w:after="200"/>
         <w:jc w:val="center"/>
       </w:pPr>
       <w:r>
@@ -3381,7 +3449,7 @@
           <w:color w:val="111827"/>
           <w:sz w:val="25"/>
         </w:rPr>
-        <w:t>5.2 阶段目标量化</w:t>
+        <w:t>5.1 阶段目标量化</w:t>
       </w:r>
     </w:p>
     <w:p>
@@ -3433,7 +3501,7 @@
       <w:pPr>
         <w:keepNext/>
         <w:keepLines/>
-        <w:spacing w:before="360" w:after="160" w:line="360" w:lineRule="auto"/>
+        <w:spacing w:before="280" w:after="140" w:line="360" w:lineRule="auto"/>
       </w:pPr>
       <w:r>
         <w:rPr>
@@ -3443,6 +3511,23 @@
           <w:sz w:val="30"/>
         </w:rPr>
         <w:t>六、风险分析与对策</w:t>
+      </w:r>
+    </w:p>
+    <w:p>
+      <w:pPr>
+        <w:keepNext/>
+        <w:keepLines/>
+        <w:spacing w:before="120" w:after="40" w:line="288" w:lineRule="auto"/>
+        <w:jc w:val="center"/>
+      </w:pPr>
+      <w:r>
+        <w:rPr>
+          <w:rFonts w:ascii="黑体" w:hAnsi="黑体" w:eastAsia="黑体"/>
+          <w:b w:val="0"/>
+          <w:color w:val="111827"/>
+          <w:sz w:val="21"/>
+        </w:rPr>
+        <w:t>表 5　主要风险的具体表现与应对措施</w:t>
       </w:r>
     </w:p>
     <w:tbl>
@@ -3865,7 +3950,7 @@
       <w:pPr>
         <w:keepNext/>
         <w:keepLines/>
-        <w:spacing w:before="360" w:after="160" w:line="360" w:lineRule="auto"/>
+        <w:spacing w:before="280" w:after="140" w:line="360" w:lineRule="auto"/>
       </w:pPr>
       <w:r>
         <w:rPr>
@@ -3926,7 +4011,7 @@
       <w:pPr>
         <w:keepNext/>
         <w:keepLines/>
-        <w:spacing w:before="360" w:after="160" w:line="360" w:lineRule="auto"/>
+        <w:spacing w:before="280" w:after="140" w:line="360" w:lineRule="auto"/>
       </w:pPr>
       <w:r>
         <w:rPr>
@@ -3951,6 +4036,23 @@
           <w:sz w:val="24"/>
         </w:rPr>
         <w:t>训练项目也要写失败预案，否则不叫训练。我把可能的失败分成三种，每种都设了明确的止损线和收尾方式。</w:t>
+      </w:r>
+    </w:p>
+    <w:p>
+      <w:pPr>
+        <w:keepNext/>
+        <w:keepLines/>
+        <w:spacing w:before="120" w:after="40" w:line="288" w:lineRule="auto"/>
+        <w:jc w:val="center"/>
+      </w:pPr>
+      <w:r>
+        <w:rPr>
+          <w:rFonts w:ascii="黑体" w:hAnsi="黑体" w:eastAsia="黑体"/>
+          <w:b w:val="0"/>
+          <w:color w:val="111827"/>
+          <w:sz w:val="21"/>
+        </w:rPr>
+        <w:t>表 6　失败情形、判断标准与止损动作</w:t>
       </w:r>
     </w:p>
     <w:tbl>
@@ -4391,7 +4493,7 @@
       <w:pPr>
         <w:keepNext/>
         <w:keepLines/>
-        <w:spacing w:before="360" w:after="160" w:line="360" w:lineRule="auto"/>
+        <w:spacing w:before="280" w:after="140" w:line="360" w:lineRule="auto"/>
       </w:pPr>
       <w:r>
         <w:rPr>
@@ -4570,13 +4672,144 @@
       </w:r>
     </w:p>
     <w:sectPr>
+      <w:footerReference w:type="default" r:id="rId9"/>
       <w:pgSz w:w="11906" w:h="16838"/>
       <w:pgMar w:top="1440" w:right="1474" w:bottom="1440" w:left="1701" w:header="720" w:footer="720" w:gutter="0"/>
       <w:cols w:space="720"/>
+      <w:titlePg/>
       <w:docGrid w:linePitch="360"/>
     </w:sectPr>
   </w:body>
 </w:document>
+</file>
+
+<file path=word/footer1.xml><?xml version="1.0" encoding="utf-8"?>
+<w:ftr xmlns:m="http://schemas.openxmlformats.org/officeDocument/2006/math" xmlns:mc="http://schemas.openxmlformats.org/markup-compatibility/2006" xmlns:mo="http://schemas.microsoft.com/office/mac/office/2008/main" xmlns:mv="urn:schemas-microsoft-com:mac:vml" xmlns:o="urn:schemas-microsoft-com:office:office" xmlns:r="http://schemas.openxmlformats.org/officeDocument/2006/relationships" xmlns:v="urn:schemas-microsoft-com:vml" xmlns:w10="urn:schemas-microsoft-com:office:word" xmlns:w14="http://schemas.microsoft.com/office/word/2010/wordml" xmlns:w="http://schemas.openxmlformats.org/wordprocessingml/2006/main" xmlns:wne="http://schemas.microsoft.com/office/word/2006/wordml" xmlns:wp14="http://schemas.microsoft.com/office/word/2010/wordprocessingDrawing" xmlns:wp="http://schemas.openxmlformats.org/drawingml/2006/wordprocessingDrawing" xmlns:wpc="http://schemas.microsoft.com/office/word/2010/wordprocessingCanvas" xmlns:wpg="http://schemas.microsoft.com/office/word/2010/wordprocessingGroup" xmlns:wpi="http://schemas.microsoft.com/office/word/2010/wordprocessingInk" xmlns:wps="http://schemas.microsoft.com/office/word/2010/wordprocessingShape" mc:Ignorable="w14 wp14">
+  <w:p>
+    <w:pPr>
+      <w:pStyle w:val="Footer"/>
+      <w:spacing w:before="0" w:after="0"/>
+      <w:jc w:val="center"/>
+    </w:pPr>
+    <w:r>
+      <w:rPr>
+        <w:rFonts w:ascii="宋体" w:hAnsi="宋体" w:eastAsia="宋体"/>
+        <w:b w:val="0"/>
+        <w:color w:val="6B7280"/>
+        <w:sz w:val="18"/>
+      </w:rPr>
+      <w:t xml:space="preserve">第 </w:t>
+    </w:r>
+    <w:r>
+      <w:rPr>
+        <w:rFonts w:ascii="宋体" w:hAnsi="宋体" w:eastAsia="宋体"/>
+        <w:b w:val="0"/>
+        <w:color w:val="6B7280"/>
+        <w:sz w:val="18"/>
+      </w:rPr>
+      <w:fldChar w:fldCharType="begin"/>
+    </w:r>
+    <w:r>
+      <w:rPr>
+        <w:rFonts w:ascii="宋体" w:hAnsi="宋体" w:eastAsia="宋体"/>
+        <w:b w:val="0"/>
+        <w:color w:val="6B7280"/>
+        <w:sz w:val="18"/>
+      </w:rPr>
+      <w:instrText xml:space="preserve"> PAGE </w:instrText>
+    </w:r>
+    <w:r>
+      <w:rPr>
+        <w:rFonts w:ascii="宋体" w:hAnsi="宋体" w:eastAsia="宋体"/>
+        <w:b w:val="0"/>
+        <w:color w:val="6B7280"/>
+        <w:sz w:val="18"/>
+      </w:rPr>
+      <w:fldChar w:fldCharType="separate"/>
+    </w:r>
+    <w:r>
+      <w:rPr>
+        <w:rFonts w:ascii="宋体" w:hAnsi="宋体" w:eastAsia="宋体"/>
+        <w:b w:val="0"/>
+        <w:color w:val="6B7280"/>
+        <w:sz w:val="18"/>
+      </w:rPr>
+      <w:t>1</w:t>
+    </w:r>
+    <w:r>
+      <w:rPr>
+        <w:rFonts w:ascii="宋体" w:hAnsi="宋体" w:eastAsia="宋体"/>
+        <w:b w:val="0"/>
+        <w:color w:val="6B7280"/>
+        <w:sz w:val="18"/>
+      </w:rPr>
+      <w:fldChar w:fldCharType="end"/>
+    </w:r>
+    <w:r>
+      <w:rPr>
+        <w:rFonts w:ascii="宋体" w:hAnsi="宋体" w:eastAsia="宋体"/>
+        <w:b w:val="0"/>
+        <w:color w:val="6B7280"/>
+        <w:sz w:val="18"/>
+      </w:rPr>
+      <w:t xml:space="preserve"> 页　共 </w:t>
+    </w:r>
+    <w:r>
+      <w:rPr>
+        <w:rFonts w:ascii="宋体" w:hAnsi="宋体" w:eastAsia="宋体"/>
+        <w:b w:val="0"/>
+        <w:color w:val="6B7280"/>
+        <w:sz w:val="18"/>
+      </w:rPr>
+      <w:fldChar w:fldCharType="begin"/>
+    </w:r>
+    <w:r>
+      <w:rPr>
+        <w:rFonts w:ascii="宋体" w:hAnsi="宋体" w:eastAsia="宋体"/>
+        <w:b w:val="0"/>
+        <w:color w:val="6B7280"/>
+        <w:sz w:val="18"/>
+      </w:rPr>
+      <w:instrText xml:space="preserve"> NUMPAGES </w:instrText>
+    </w:r>
+    <w:r>
+      <w:rPr>
+        <w:rFonts w:ascii="宋体" w:hAnsi="宋体" w:eastAsia="宋体"/>
+        <w:b w:val="0"/>
+        <w:color w:val="6B7280"/>
+        <w:sz w:val="18"/>
+      </w:rPr>
+      <w:fldChar w:fldCharType="separate"/>
+    </w:r>
+    <w:r>
+      <w:rPr>
+        <w:rFonts w:ascii="宋体" w:hAnsi="宋体" w:eastAsia="宋体"/>
+        <w:b w:val="0"/>
+        <w:color w:val="6B7280"/>
+        <w:sz w:val="18"/>
+      </w:rPr>
+      <w:t>1</w:t>
+    </w:r>
+    <w:r>
+      <w:rPr>
+        <w:rFonts w:ascii="宋体" w:hAnsi="宋体" w:eastAsia="宋体"/>
+        <w:b w:val="0"/>
+        <w:color w:val="6B7280"/>
+        <w:sz w:val="18"/>
+      </w:rPr>
+      <w:fldChar w:fldCharType="end"/>
+    </w:r>
+    <w:r>
+      <w:rPr>
+        <w:rFonts w:ascii="宋体" w:hAnsi="宋体" w:eastAsia="宋体"/>
+        <w:b w:val="0"/>
+        <w:color w:val="6B7280"/>
+        <w:sz w:val="18"/>
+      </w:rPr>
+      <w:t xml:space="preserve"> 页</w:t>
+    </w:r>
+  </w:p>
+</w:ftr>
 </file>
 
 <file path=word/numbering.xml><?xml version="1.0" encoding="utf-8"?>

--- a/examples/demos/demo_entrepreneurship_training.docx
+++ b/examples/demos/demo_entrepreneurship_training.docx
@@ -4527,9 +4527,12 @@
           </w:tcPr>
           <w:p>
             <w:pPr>
+              <w:spacing w:before="40" w:after="40"/>
               <w:keepNext/>
               <w:keepLines/>
-              <w:spacing w:before="40" w:after="40"/>
+              <w:pBdr>
+                <w:bottom w:val="single" w:sz="6" w:space="1" w:color="7A7A7A"/>
+              </w:pBdr>
             </w:pPr>
             <w:r>
               <w:rPr>
@@ -4541,40 +4544,22 @@
               <w:t>指导教师意见</w:t>
             </w:r>
           </w:p>
-        </w:tc>
-      </w:tr>
-      <w:tr>
-        <w:trPr>
-          <w:trHeight w:val="1020" w:hRule="atLeast"/>
-          <w:cantSplit/>
-        </w:trPr>
-        <w:tc>
-          <w:tcPr>
-            <w:tcW w:type="dxa" w:w="8731"/>
-          </w:tcPr>
           <w:p>
             <w:pPr>
               <w:keepNext/>
               <w:keepLines/>
-              <w:spacing w:before="0" w:after="0"/>
+              <w:spacing w:before="0" w:after="0" w:line="1020" w:lineRule="exact"/>
             </w:pPr>
           </w:p>
-        </w:tc>
-      </w:tr>
-      <w:tr>
-        <w:trPr>
-          <w:cantSplit/>
-        </w:trPr>
-        <w:tc>
-          <w:tcPr>
-            <w:tcW w:type="dxa" w:w="8731"/>
-          </w:tcPr>
           <w:p>
             <w:pPr>
+              <w:spacing w:before="80" w:after="80"/>
+              <w:jc w:val="right"/>
               <w:keepNext/>
               <w:keepLines/>
-              <w:spacing w:before="80" w:after="80"/>
-              <w:jc w:val="right"/>
+              <w:pBdr>
+                <w:top w:val="single" w:sz="6" w:space="1" w:color="7A7A7A"/>
+              </w:pBdr>
             </w:pPr>
             <w:r>
               <w:rPr>
@@ -4598,9 +4583,10 @@
           </w:tcPr>
           <w:p>
             <w:pPr>
-              <w:keepNext/>
-              <w:keepLines/>
               <w:spacing w:before="40" w:after="40"/>
+              <w:pBdr>
+                <w:bottom w:val="single" w:sz="6" w:space="1" w:color="7A7A7A"/>
+              </w:pBdr>
             </w:pPr>
             <w:r>
               <w:rPr>
@@ -4612,38 +4598,18 @@
               <w:t>学院审核意见</w:t>
             </w:r>
           </w:p>
-        </w:tc>
-      </w:tr>
-      <w:tr>
-        <w:trPr>
-          <w:trHeight w:val="1020" w:hRule="atLeast"/>
-          <w:cantSplit/>
-        </w:trPr>
-        <w:tc>
-          <w:tcPr>
-            <w:tcW w:type="dxa" w:w="8731"/>
-          </w:tcPr>
           <w:p>
             <w:pPr>
-              <w:keepNext/>
-              <w:keepLines/>
-              <w:spacing w:before="0" w:after="0"/>
+              <w:spacing w:before="0" w:after="0" w:line="1020" w:lineRule="exact"/>
             </w:pPr>
           </w:p>
-        </w:tc>
-      </w:tr>
-      <w:tr>
-        <w:trPr>
-          <w:cantSplit/>
-        </w:trPr>
-        <w:tc>
-          <w:tcPr>
-            <w:tcW w:type="dxa" w:w="8731"/>
-          </w:tcPr>
           <w:p>
             <w:pPr>
               <w:spacing w:before="80" w:after="80"/>
               <w:jc w:val="right"/>
+              <w:pBdr>
+                <w:top w:val="single" w:sz="6" w:space="1" w:color="7A7A7A"/>
+              </w:pBdr>
             </w:pPr>
             <w:r>
               <w:rPr>

--- a/examples/demos/demo_entrepreneurship_training.docx
+++ b/examples/demos/demo_entrepreneurship_training.docx
@@ -878,6 +878,8 @@
           </w:tcPr>
           <w:p>
             <w:pPr>
+              <w:keepNext/>
+              <w:keepLines/>
               <w:spacing w:before="0" w:after="0"/>
               <w:jc w:val="center"/>
             </w:pPr>
@@ -899,6 +901,8 @@
           </w:tcPr>
           <w:p>
             <w:pPr>
+              <w:keepNext/>
+              <w:keepLines/>
               <w:spacing w:before="0" w:after="0"/>
               <w:jc w:val="center"/>
             </w:pPr>
@@ -920,6 +924,8 @@
           </w:tcPr>
           <w:p>
             <w:pPr>
+              <w:keepNext/>
+              <w:keepLines/>
               <w:spacing w:before="0" w:after="0"/>
               <w:jc w:val="center"/>
             </w:pPr>
@@ -946,6 +952,8 @@
           </w:tcPr>
           <w:p>
             <w:pPr>
+              <w:keepNext/>
+              <w:keepLines/>
               <w:spacing w:before="0" w:after="0" w:line="276" w:lineRule="auto"/>
             </w:pPr>
             <w:r/>
@@ -966,6 +974,8 @@
           </w:tcPr>
           <w:p>
             <w:pPr>
+              <w:keepNext/>
+              <w:keepLines/>
               <w:spacing w:before="0" w:after="0" w:line="276" w:lineRule="auto"/>
               <w:jc w:val="center"/>
             </w:pPr>
@@ -987,6 +997,8 @@
           </w:tcPr>
           <w:p>
             <w:pPr>
+              <w:keepNext/>
+              <w:keepLines/>
               <w:spacing w:before="0" w:after="0" w:line="276" w:lineRule="auto"/>
               <w:jc w:val="center"/>
             </w:pPr>
@@ -1013,6 +1025,8 @@
           </w:tcPr>
           <w:p>
             <w:pPr>
+              <w:keepNext/>
+              <w:keepLines/>
               <w:spacing w:before="0" w:after="0" w:line="276" w:lineRule="auto"/>
             </w:pPr>
             <w:r/>
@@ -1033,6 +1047,8 @@
           </w:tcPr>
           <w:p>
             <w:pPr>
+              <w:keepNext/>
+              <w:keepLines/>
               <w:spacing w:before="0" w:after="0" w:line="276" w:lineRule="auto"/>
               <w:jc w:val="center"/>
             </w:pPr>
@@ -1054,6 +1070,8 @@
           </w:tcPr>
           <w:p>
             <w:pPr>
+              <w:keepNext/>
+              <w:keepLines/>
               <w:spacing w:before="0" w:after="0" w:line="276" w:lineRule="auto"/>
               <w:jc w:val="center"/>
             </w:pPr>
@@ -1080,6 +1098,8 @@
           </w:tcPr>
           <w:p>
             <w:pPr>
+              <w:keepNext/>
+              <w:keepLines/>
               <w:spacing w:before="0" w:after="0" w:line="276" w:lineRule="auto"/>
             </w:pPr>
             <w:r/>
@@ -1100,6 +1120,8 @@
           </w:tcPr>
           <w:p>
             <w:pPr>
+              <w:keepNext/>
+              <w:keepLines/>
               <w:spacing w:before="0" w:after="0" w:line="276" w:lineRule="auto"/>
               <w:jc w:val="center"/>
             </w:pPr>
@@ -1121,6 +1143,8 @@
           </w:tcPr>
           <w:p>
             <w:pPr>
+              <w:keepNext/>
+              <w:keepLines/>
               <w:spacing w:before="0" w:after="0" w:line="276" w:lineRule="auto"/>
               <w:jc w:val="center"/>
             </w:pPr>
@@ -1147,6 +1171,8 @@
           </w:tcPr>
           <w:p>
             <w:pPr>
+              <w:keepNext/>
+              <w:keepLines/>
               <w:spacing w:before="0" w:after="0" w:line="276" w:lineRule="auto"/>
             </w:pPr>
             <w:r/>
@@ -1167,6 +1193,8 @@
           </w:tcPr>
           <w:p>
             <w:pPr>
+              <w:keepNext/>
+              <w:keepLines/>
               <w:spacing w:before="0" w:after="0" w:line="276" w:lineRule="auto"/>
               <w:jc w:val="center"/>
             </w:pPr>
@@ -1188,6 +1216,8 @@
           </w:tcPr>
           <w:p>
             <w:pPr>
+              <w:keepNext/>
+              <w:keepLines/>
               <w:spacing w:before="0" w:after="0" w:line="276" w:lineRule="auto"/>
               <w:jc w:val="center"/>
             </w:pPr>
@@ -1214,6 +1244,8 @@
           </w:tcPr>
           <w:p>
             <w:pPr>
+              <w:keepNext/>
+              <w:keepLines/>
               <w:spacing w:before="0" w:after="0" w:line="276" w:lineRule="auto"/>
             </w:pPr>
             <w:r/>
@@ -1234,6 +1266,8 @@
           </w:tcPr>
           <w:p>
             <w:pPr>
+              <w:keepNext/>
+              <w:keepLines/>
               <w:spacing w:before="0" w:after="0" w:line="276" w:lineRule="auto"/>
               <w:jc w:val="center"/>
             </w:pPr>
@@ -1255,6 +1289,8 @@
           </w:tcPr>
           <w:p>
             <w:pPr>
+              <w:keepNext/>
+              <w:keepLines/>
               <w:spacing w:before="0" w:after="0" w:line="276" w:lineRule="auto"/>
               <w:jc w:val="center"/>
             </w:pPr>
@@ -1434,6 +1470,8 @@
           </w:tcPr>
           <w:p>
             <w:pPr>
+              <w:keepNext/>
+              <w:keepLines/>
               <w:spacing w:before="0" w:after="0"/>
               <w:jc w:val="center"/>
             </w:pPr>
@@ -1455,6 +1493,8 @@
           </w:tcPr>
           <w:p>
             <w:pPr>
+              <w:keepNext/>
+              <w:keepLines/>
               <w:spacing w:before="0" w:after="0"/>
               <w:jc w:val="center"/>
             </w:pPr>
@@ -1476,6 +1516,8 @@
           </w:tcPr>
           <w:p>
             <w:pPr>
+              <w:keepNext/>
+              <w:keepLines/>
               <w:spacing w:before="0" w:after="0"/>
               <w:jc w:val="center"/>
             </w:pPr>
@@ -1497,6 +1539,8 @@
           </w:tcPr>
           <w:p>
             <w:pPr>
+              <w:keepNext/>
+              <w:keepLines/>
               <w:spacing w:before="0" w:after="0"/>
               <w:jc w:val="center"/>
             </w:pPr>
@@ -1523,6 +1567,8 @@
           </w:tcPr>
           <w:p>
             <w:pPr>
+              <w:keepNext/>
+              <w:keepLines/>
               <w:spacing w:before="0" w:after="0" w:line="276" w:lineRule="auto"/>
             </w:pPr>
             <w:r/>
@@ -1543,6 +1589,8 @@
           </w:tcPr>
           <w:p>
             <w:pPr>
+              <w:keepNext/>
+              <w:keepLines/>
               <w:spacing w:before="0" w:after="0" w:line="276" w:lineRule="auto"/>
               <w:jc w:val="center"/>
             </w:pPr>
@@ -1564,6 +1612,8 @@
           </w:tcPr>
           <w:p>
             <w:pPr>
+              <w:keepNext/>
+              <w:keepLines/>
               <w:spacing w:before="0" w:after="0" w:line="276" w:lineRule="auto"/>
               <w:jc w:val="center"/>
             </w:pPr>
@@ -1585,6 +1635,8 @@
           </w:tcPr>
           <w:p>
             <w:pPr>
+              <w:keepNext/>
+              <w:keepLines/>
               <w:spacing w:before="0" w:after="0" w:line="276" w:lineRule="auto"/>
               <w:jc w:val="center"/>
             </w:pPr>
@@ -1611,6 +1663,8 @@
           </w:tcPr>
           <w:p>
             <w:pPr>
+              <w:keepNext/>
+              <w:keepLines/>
               <w:spacing w:before="0" w:after="0" w:line="276" w:lineRule="auto"/>
             </w:pPr>
             <w:r/>
@@ -1631,6 +1685,8 @@
           </w:tcPr>
           <w:p>
             <w:pPr>
+              <w:keepNext/>
+              <w:keepLines/>
               <w:spacing w:before="0" w:after="0" w:line="276" w:lineRule="auto"/>
               <w:jc w:val="center"/>
             </w:pPr>
@@ -1652,6 +1708,8 @@
           </w:tcPr>
           <w:p>
             <w:pPr>
+              <w:keepNext/>
+              <w:keepLines/>
               <w:spacing w:before="0" w:after="0" w:line="276" w:lineRule="auto"/>
               <w:jc w:val="center"/>
             </w:pPr>
@@ -1673,6 +1731,8 @@
           </w:tcPr>
           <w:p>
             <w:pPr>
+              <w:keepNext/>
+              <w:keepLines/>
               <w:spacing w:before="0" w:after="0" w:line="276" w:lineRule="auto"/>
               <w:jc w:val="center"/>
             </w:pPr>
@@ -1699,6 +1759,8 @@
           </w:tcPr>
           <w:p>
             <w:pPr>
+              <w:keepNext/>
+              <w:keepLines/>
               <w:spacing w:before="0" w:after="0" w:line="276" w:lineRule="auto"/>
             </w:pPr>
             <w:r/>
@@ -1719,6 +1781,8 @@
           </w:tcPr>
           <w:p>
             <w:pPr>
+              <w:keepNext/>
+              <w:keepLines/>
               <w:spacing w:before="0" w:after="0" w:line="276" w:lineRule="auto"/>
               <w:jc w:val="center"/>
             </w:pPr>
@@ -1740,6 +1804,8 @@
           </w:tcPr>
           <w:p>
             <w:pPr>
+              <w:keepNext/>
+              <w:keepLines/>
               <w:spacing w:before="0" w:after="0" w:line="276" w:lineRule="auto"/>
               <w:jc w:val="center"/>
             </w:pPr>
@@ -1761,6 +1827,8 @@
           </w:tcPr>
           <w:p>
             <w:pPr>
+              <w:keepNext/>
+              <w:keepLines/>
               <w:spacing w:before="0" w:after="0" w:line="276" w:lineRule="auto"/>
               <w:jc w:val="center"/>
             </w:pPr>
@@ -2212,6 +2280,8 @@
           </w:tcPr>
           <w:p>
             <w:pPr>
+              <w:keepNext/>
+              <w:keepLines/>
               <w:spacing w:before="0" w:after="0"/>
               <w:jc w:val="center"/>
             </w:pPr>
@@ -2233,6 +2303,8 @@
           </w:tcPr>
           <w:p>
             <w:pPr>
+              <w:keepNext/>
+              <w:keepLines/>
               <w:spacing w:before="0" w:after="0"/>
               <w:jc w:val="center"/>
             </w:pPr>
@@ -2254,6 +2326,8 @@
           </w:tcPr>
           <w:p>
             <w:pPr>
+              <w:keepNext/>
+              <w:keepLines/>
               <w:spacing w:before="0" w:after="0"/>
               <w:jc w:val="center"/>
             </w:pPr>
@@ -2275,6 +2349,8 @@
           </w:tcPr>
           <w:p>
             <w:pPr>
+              <w:keepNext/>
+              <w:keepLines/>
               <w:spacing w:before="0" w:after="0"/>
               <w:jc w:val="center"/>
             </w:pPr>
@@ -2301,6 +2377,8 @@
           </w:tcPr>
           <w:p>
             <w:pPr>
+              <w:keepNext/>
+              <w:keepLines/>
               <w:spacing w:before="0" w:after="0" w:line="276" w:lineRule="auto"/>
             </w:pPr>
             <w:r/>
@@ -2321,6 +2399,8 @@
           </w:tcPr>
           <w:p>
             <w:pPr>
+              <w:keepNext/>
+              <w:keepLines/>
               <w:spacing w:before="0" w:after="0" w:line="276" w:lineRule="auto"/>
               <w:jc w:val="center"/>
             </w:pPr>
@@ -2342,6 +2422,8 @@
           </w:tcPr>
           <w:p>
             <w:pPr>
+              <w:keepNext/>
+              <w:keepLines/>
               <w:spacing w:before="0" w:after="0" w:line="276" w:lineRule="auto"/>
               <w:jc w:val="center"/>
             </w:pPr>
@@ -2363,6 +2445,8 @@
           </w:tcPr>
           <w:p>
             <w:pPr>
+              <w:keepNext/>
+              <w:keepLines/>
               <w:spacing w:before="0" w:after="0" w:line="276" w:lineRule="auto"/>
               <w:jc w:val="center"/>
             </w:pPr>
@@ -2389,6 +2473,8 @@
           </w:tcPr>
           <w:p>
             <w:pPr>
+              <w:keepNext/>
+              <w:keepLines/>
               <w:spacing w:before="0" w:after="0" w:line="276" w:lineRule="auto"/>
             </w:pPr>
             <w:r/>
@@ -2409,6 +2495,8 @@
           </w:tcPr>
           <w:p>
             <w:pPr>
+              <w:keepNext/>
+              <w:keepLines/>
               <w:spacing w:before="0" w:after="0" w:line="276" w:lineRule="auto"/>
               <w:jc w:val="center"/>
             </w:pPr>
@@ -2430,6 +2518,8 @@
           </w:tcPr>
           <w:p>
             <w:pPr>
+              <w:keepNext/>
+              <w:keepLines/>
               <w:spacing w:before="0" w:after="0" w:line="276" w:lineRule="auto"/>
               <w:jc w:val="center"/>
             </w:pPr>
@@ -2451,6 +2541,8 @@
           </w:tcPr>
           <w:p>
             <w:pPr>
+              <w:keepNext/>
+              <w:keepLines/>
               <w:spacing w:before="0" w:after="0" w:line="276" w:lineRule="auto"/>
               <w:jc w:val="center"/>
             </w:pPr>
@@ -2477,6 +2569,8 @@
           </w:tcPr>
           <w:p>
             <w:pPr>
+              <w:keepNext/>
+              <w:keepLines/>
               <w:spacing w:before="0" w:after="0" w:line="276" w:lineRule="auto"/>
             </w:pPr>
             <w:r/>
@@ -2497,6 +2591,8 @@
           </w:tcPr>
           <w:p>
             <w:pPr>
+              <w:keepNext/>
+              <w:keepLines/>
               <w:spacing w:before="0" w:after="0" w:line="276" w:lineRule="auto"/>
               <w:jc w:val="center"/>
             </w:pPr>
@@ -2518,6 +2614,8 @@
           </w:tcPr>
           <w:p>
             <w:pPr>
+              <w:keepNext/>
+              <w:keepLines/>
               <w:spacing w:before="0" w:after="0" w:line="276" w:lineRule="auto"/>
               <w:jc w:val="center"/>
             </w:pPr>
@@ -2539,6 +2637,8 @@
           </w:tcPr>
           <w:p>
             <w:pPr>
+              <w:keepNext/>
+              <w:keepLines/>
               <w:spacing w:before="0" w:after="0" w:line="276" w:lineRule="auto"/>
               <w:jc w:val="center"/>
             </w:pPr>
@@ -2752,6 +2852,8 @@
           </w:tcPr>
           <w:p>
             <w:pPr>
+              <w:keepNext/>
+              <w:keepLines/>
               <w:spacing w:before="0" w:after="0"/>
               <w:jc w:val="center"/>
             </w:pPr>
@@ -2773,6 +2875,8 @@
           </w:tcPr>
           <w:p>
             <w:pPr>
+              <w:keepNext/>
+              <w:keepLines/>
               <w:spacing w:before="0" w:after="0"/>
               <w:jc w:val="center"/>
             </w:pPr>
@@ -2794,6 +2898,8 @@
           </w:tcPr>
           <w:p>
             <w:pPr>
+              <w:keepNext/>
+              <w:keepLines/>
               <w:spacing w:before="0" w:after="0"/>
               <w:jc w:val="center"/>
             </w:pPr>
@@ -2815,6 +2921,8 @@
           </w:tcPr>
           <w:p>
             <w:pPr>
+              <w:keepNext/>
+              <w:keepLines/>
               <w:spacing w:before="0" w:after="0"/>
               <w:jc w:val="center"/>
             </w:pPr>
@@ -2841,6 +2949,8 @@
           </w:tcPr>
           <w:p>
             <w:pPr>
+              <w:keepNext/>
+              <w:keepLines/>
               <w:spacing w:before="0" w:after="0" w:line="276" w:lineRule="auto"/>
             </w:pPr>
             <w:r/>
@@ -2861,6 +2971,8 @@
           </w:tcPr>
           <w:p>
             <w:pPr>
+              <w:keepNext/>
+              <w:keepLines/>
               <w:spacing w:before="0" w:after="0" w:line="276" w:lineRule="auto"/>
               <w:jc w:val="center"/>
             </w:pPr>
@@ -2882,6 +2994,8 @@
           </w:tcPr>
           <w:p>
             <w:pPr>
+              <w:keepNext/>
+              <w:keepLines/>
               <w:spacing w:before="0" w:after="0" w:line="276" w:lineRule="auto"/>
               <w:jc w:val="center"/>
             </w:pPr>
@@ -2903,6 +3017,8 @@
           </w:tcPr>
           <w:p>
             <w:pPr>
+              <w:keepNext/>
+              <w:keepLines/>
               <w:spacing w:before="0" w:after="0" w:line="276" w:lineRule="auto"/>
               <w:jc w:val="center"/>
             </w:pPr>
@@ -2929,6 +3045,8 @@
           </w:tcPr>
           <w:p>
             <w:pPr>
+              <w:keepNext/>
+              <w:keepLines/>
               <w:spacing w:before="0" w:after="0" w:line="276" w:lineRule="auto"/>
             </w:pPr>
             <w:r/>
@@ -2949,6 +3067,8 @@
           </w:tcPr>
           <w:p>
             <w:pPr>
+              <w:keepNext/>
+              <w:keepLines/>
               <w:spacing w:before="0" w:after="0" w:line="276" w:lineRule="auto"/>
               <w:jc w:val="center"/>
             </w:pPr>
@@ -2970,6 +3090,8 @@
           </w:tcPr>
           <w:p>
             <w:pPr>
+              <w:keepNext/>
+              <w:keepLines/>
               <w:spacing w:before="0" w:after="0" w:line="276" w:lineRule="auto"/>
               <w:jc w:val="center"/>
             </w:pPr>
@@ -2991,6 +3113,8 @@
           </w:tcPr>
           <w:p>
             <w:pPr>
+              <w:keepNext/>
+              <w:keepLines/>
               <w:spacing w:before="0" w:after="0" w:line="276" w:lineRule="auto"/>
               <w:jc w:val="center"/>
             </w:pPr>
@@ -3017,6 +3141,8 @@
           </w:tcPr>
           <w:p>
             <w:pPr>
+              <w:keepNext/>
+              <w:keepLines/>
               <w:spacing w:before="0" w:after="0" w:line="276" w:lineRule="auto"/>
             </w:pPr>
             <w:r/>
@@ -3037,6 +3163,8 @@
           </w:tcPr>
           <w:p>
             <w:pPr>
+              <w:keepNext/>
+              <w:keepLines/>
               <w:spacing w:before="0" w:after="0" w:line="276" w:lineRule="auto"/>
               <w:jc w:val="center"/>
             </w:pPr>
@@ -3058,6 +3186,8 @@
           </w:tcPr>
           <w:p>
             <w:pPr>
+              <w:keepNext/>
+              <w:keepLines/>
               <w:spacing w:before="0" w:after="0" w:line="276" w:lineRule="auto"/>
               <w:jc w:val="center"/>
             </w:pPr>
@@ -3079,6 +3209,8 @@
           </w:tcPr>
           <w:p>
             <w:pPr>
+              <w:keepNext/>
+              <w:keepLines/>
               <w:spacing w:before="0" w:after="0" w:line="276" w:lineRule="auto"/>
               <w:jc w:val="center"/>
             </w:pPr>
@@ -3561,6 +3693,8 @@
           </w:tcPr>
           <w:p>
             <w:pPr>
+              <w:keepNext/>
+              <w:keepLines/>
               <w:spacing w:before="0" w:after="0"/>
               <w:jc w:val="center"/>
             </w:pPr>
@@ -3582,6 +3716,8 @@
           </w:tcPr>
           <w:p>
             <w:pPr>
+              <w:keepNext/>
+              <w:keepLines/>
               <w:spacing w:before="0" w:after="0"/>
               <w:jc w:val="center"/>
             </w:pPr>
@@ -3603,6 +3739,8 @@
           </w:tcPr>
           <w:p>
             <w:pPr>
+              <w:keepNext/>
+              <w:keepLines/>
               <w:spacing w:before="0" w:after="0"/>
               <w:jc w:val="center"/>
             </w:pPr>
@@ -3629,6 +3767,8 @@
           </w:tcPr>
           <w:p>
             <w:pPr>
+              <w:keepNext/>
+              <w:keepLines/>
               <w:spacing w:before="0" w:after="0" w:line="276" w:lineRule="auto"/>
             </w:pPr>
             <w:r/>
@@ -3649,6 +3789,8 @@
           </w:tcPr>
           <w:p>
             <w:pPr>
+              <w:keepNext/>
+              <w:keepLines/>
               <w:spacing w:before="0" w:after="0" w:line="276" w:lineRule="auto"/>
               <w:jc w:val="center"/>
             </w:pPr>
@@ -3670,6 +3812,8 @@
           </w:tcPr>
           <w:p>
             <w:pPr>
+              <w:keepNext/>
+              <w:keepLines/>
               <w:spacing w:before="0" w:after="0" w:line="276" w:lineRule="auto"/>
               <w:jc w:val="center"/>
             </w:pPr>
@@ -3696,6 +3840,8 @@
           </w:tcPr>
           <w:p>
             <w:pPr>
+              <w:keepNext/>
+              <w:keepLines/>
               <w:spacing w:before="0" w:after="0" w:line="276" w:lineRule="auto"/>
             </w:pPr>
             <w:r/>
@@ -3716,6 +3862,8 @@
           </w:tcPr>
           <w:p>
             <w:pPr>
+              <w:keepNext/>
+              <w:keepLines/>
               <w:spacing w:before="0" w:after="0" w:line="276" w:lineRule="auto"/>
               <w:jc w:val="center"/>
             </w:pPr>
@@ -3737,6 +3885,8 @@
           </w:tcPr>
           <w:p>
             <w:pPr>
+              <w:keepNext/>
+              <w:keepLines/>
               <w:spacing w:before="0" w:after="0" w:line="276" w:lineRule="auto"/>
               <w:jc w:val="center"/>
             </w:pPr>
@@ -3763,6 +3913,8 @@
           </w:tcPr>
           <w:p>
             <w:pPr>
+              <w:keepNext/>
+              <w:keepLines/>
               <w:spacing w:before="0" w:after="0" w:line="276" w:lineRule="auto"/>
             </w:pPr>
             <w:r/>
@@ -3783,6 +3935,8 @@
           </w:tcPr>
           <w:p>
             <w:pPr>
+              <w:keepNext/>
+              <w:keepLines/>
               <w:spacing w:before="0" w:after="0" w:line="276" w:lineRule="auto"/>
               <w:jc w:val="center"/>
             </w:pPr>
@@ -3804,6 +3958,8 @@
           </w:tcPr>
           <w:p>
             <w:pPr>
+              <w:keepNext/>
+              <w:keepLines/>
               <w:spacing w:before="0" w:after="0" w:line="276" w:lineRule="auto"/>
               <w:jc w:val="center"/>
             </w:pPr>
@@ -4087,6 +4243,8 @@
           </w:tcPr>
           <w:p>
             <w:pPr>
+              <w:keepNext/>
+              <w:keepLines/>
               <w:spacing w:before="0" w:after="0"/>
               <w:jc w:val="center"/>
             </w:pPr>
@@ -4108,6 +4266,8 @@
           </w:tcPr>
           <w:p>
             <w:pPr>
+              <w:keepNext/>
+              <w:keepLines/>
               <w:spacing w:before="0" w:after="0"/>
               <w:jc w:val="center"/>
             </w:pPr>
@@ -4129,6 +4289,8 @@
           </w:tcPr>
           <w:p>
             <w:pPr>
+              <w:keepNext/>
+              <w:keepLines/>
               <w:spacing w:before="0" w:after="0"/>
               <w:jc w:val="center"/>
             </w:pPr>
@@ -4150,6 +4312,8 @@
           </w:tcPr>
           <w:p>
             <w:pPr>
+              <w:keepNext/>
+              <w:keepLines/>
               <w:spacing w:before="0" w:after="0"/>
               <w:jc w:val="center"/>
             </w:pPr>
@@ -4176,6 +4340,8 @@
           </w:tcPr>
           <w:p>
             <w:pPr>
+              <w:keepNext/>
+              <w:keepLines/>
               <w:spacing w:before="0" w:after="0" w:line="276" w:lineRule="auto"/>
             </w:pPr>
             <w:r/>
@@ -4196,6 +4362,8 @@
           </w:tcPr>
           <w:p>
             <w:pPr>
+              <w:keepNext/>
+              <w:keepLines/>
               <w:spacing w:before="0" w:after="0" w:line="276" w:lineRule="auto"/>
               <w:jc w:val="center"/>
             </w:pPr>
@@ -4217,6 +4385,8 @@
           </w:tcPr>
           <w:p>
             <w:pPr>
+              <w:keepNext/>
+              <w:keepLines/>
               <w:spacing w:before="0" w:after="0" w:line="276" w:lineRule="auto"/>
               <w:jc w:val="center"/>
             </w:pPr>
@@ -4238,6 +4408,8 @@
           </w:tcPr>
           <w:p>
             <w:pPr>
+              <w:keepNext/>
+              <w:keepLines/>
               <w:spacing w:before="0" w:after="0" w:line="276" w:lineRule="auto"/>
               <w:jc w:val="center"/>
             </w:pPr>
@@ -4264,6 +4436,8 @@
           </w:tcPr>
           <w:p>
             <w:pPr>
+              <w:keepNext/>
+              <w:keepLines/>
               <w:spacing w:before="0" w:after="0" w:line="276" w:lineRule="auto"/>
             </w:pPr>
             <w:r/>
@@ -4284,6 +4458,8 @@
           </w:tcPr>
           <w:p>
             <w:pPr>
+              <w:keepNext/>
+              <w:keepLines/>
               <w:spacing w:before="0" w:after="0" w:line="276" w:lineRule="auto"/>
               <w:jc w:val="center"/>
             </w:pPr>
@@ -4305,6 +4481,8 @@
           </w:tcPr>
           <w:p>
             <w:pPr>
+              <w:keepNext/>
+              <w:keepLines/>
               <w:spacing w:before="0" w:after="0" w:line="276" w:lineRule="auto"/>
               <w:jc w:val="center"/>
             </w:pPr>
@@ -4326,6 +4504,8 @@
           </w:tcPr>
           <w:p>
             <w:pPr>
+              <w:keepNext/>
+              <w:keepLines/>
               <w:spacing w:before="0" w:after="0" w:line="276" w:lineRule="auto"/>
               <w:jc w:val="center"/>
             </w:pPr>

--- a/examples/demos/demo_entrepreneurship_training.docx
+++ b/examples/demos/demo_entrepreneurship_training.docx
@@ -692,7 +692,7 @@
           <w:color w:val="111827"/>
           <w:sz w:val="24"/>
         </w:rPr>
-        <w:t>据农业农村部数据，全国农作物病虫害年均发生面积超过 20 亿亩次，而基层植保技术人员人均服务面积不足 3000 亩，监测能力存在结构性缺口。本项目切的是「监测」这一环，不与植保无人机厂商在喷洒环节正面竞争。</w:t>
+        <w:t>据农业农村部数据，全国农作物病虫害年均发生面积超过 20 亿亩次，而基层植保技术人员人均服务面积不足 3000 亩，监测能力存在结构性缺口。本项目切的是「监测」这一环，不与植保无人机厂商在喷洒环节正面竞争（见图 1）。</w:t>
       </w:r>
     </w:p>
     <w:p>
@@ -1418,7 +1418,7 @@
           <w:color w:val="111827"/>
           <w:sz w:val="24"/>
         </w:rPr>
-        <w:t>服务按作物生长周期分为四档，不同档位的采集频次与报告深度不同：</w:t>
+        <w:t>服务按作物生长周期分为四档，不同档位的采集频次与报告深度不同如表 2 所示：</w:t>
       </w:r>
     </w:p>
     <w:p>
@@ -2066,7 +2066,7 @@
           <w:color w:val="111827"/>
           <w:sz w:val="24"/>
         </w:rPr>
-        <w:t>把交付拆成六步之后，服务才谈得上「标准化」。每一步都对应一个明确的责任人和一个可计时的耗时——这是判断「一个人能扛多少亩」的基础，也是新飞手培训手册的目录结构。</w:t>
+        <w:t>把交付拆成六步之后，服务才谈得上「标准化」。每一步都对应一个明确的责任人和一个可计时的耗时——这是判断「一个人能扛多少亩」的基础，也是新飞手培训手册的目录结构（见图 2）。</w:t>
       </w:r>
     </w:p>
     <w:p>
@@ -2170,7 +2170,7 @@
           <w:color w:val="111827"/>
           <w:sz w:val="24"/>
         </w:rPr>
-        <w:t>按已签约客户与意向客户测算，五年营业收入由 48 万元增至 720 万元，第 3 年实现盈亏平衡，第 5 年净利润 282 万元。</w:t>
+        <w:t>按已签约客户与意向客户测算，五年营业收入由 48 万元增至 720 万元，第 3 年实现盈亏平衡，第 5 年净利润 282 万元（见图 3）。</w:t>
       </w:r>
     </w:p>
     <w:p>
@@ -2800,7 +2800,7 @@
           <w:color w:val="111827"/>
           <w:sz w:val="24"/>
         </w:rPr>
-        <w:t>三个变量对结果影响最大：作业价格、设备利用率、飞手人效。分别做 ±20% 的单因素扰动，结果显示设备利用率的弹性最高——利用率从 35% 提到 58% 能让盈亏平衡点提前 11 个月，而价格上调 20% 只提前 4 个月。</w:t>
+        <w:t>三个变量对结果影响最大：作业价格、设备利用率、飞手人效。分别做 ±20% 的单因素扰动，结果显示设备利用率的弹性最高——利用率从 35% 提到 58% 能让盈亏平衡点提前 11 个月，而价格上调 20% 只提前 4 个月（见表 4）。</w:t>
       </w:r>
     </w:p>
     <w:p>
@@ -3356,7 +3356,7 @@
           <w:color w:val="111827"/>
           <w:sz w:val="24"/>
         </w:rPr>
-        <w:t>单亩模型是整个财务预测的地基。8 元的服务价格要覆盖飞手、设备、数据处理与管理四块成本，最后剩下 3.6 元、毛利率 45%——这个数字决定了多大的服务面积才能养住一个县级服务站。</w:t>
+        <w:t>单亩模型是整个财务预测的地基。8 元的服务价格要覆盖飞手、设备、数据处理与管理四块成本，最后剩下 3.6 元、毛利率 45%——这个数字决定了多大的服务面积才能养住一个县级服务站（见图 4）。</w:t>
       </w:r>
     </w:p>
     <w:p>
@@ -3462,7 +3462,7 @@
           <w:color w:val="111827"/>
           <w:sz w:val="24"/>
         </w:rPr>
-        <w:t>项目分三阶段推进：产品定型、区域复制、跨区扩张。各阶段起止时间如下：</w:t>
+        <w:t>项目分三阶段推进：产品定型、区域复制、跨区扩张。各阶段起止时间如图 5 所示：</w:t>
       </w:r>
     </w:p>
     <w:p>
@@ -4191,7 +4191,7 @@
           <w:color w:val="111827"/>
           <w:sz w:val="24"/>
         </w:rPr>
-        <w:t>训练项目也要写失败预案，否则不叫训练。我把可能的失败分成三种，每种都设了明确的止损线和收尾方式。</w:t>
+        <w:t>训练项目也要写失败预案，否则不叫训练。我把可能的失败分成三种，每种都设了明确的止损线和收尾方式（见表 6）。</w:t>
       </w:r>
     </w:p>
     <w:p>

--- a/examples/demos/demo_entrepreneurship_training.docx
+++ b/examples/demos/demo_entrepreneurship_training.docx
@@ -2,9 +2,12 @@
 <file path=word/document.xml><?xml version="1.0" encoding="utf-8"?>
 <w:document xmlns:wpc="http://schemas.microsoft.com/office/word/2010/wordprocessingCanvas" xmlns:mo="http://schemas.microsoft.com/office/mac/office/2008/main" xmlns:mc="http://schemas.openxmlformats.org/markup-compatibility/2006" xmlns:mv="urn:schemas-microsoft-com:mac:vml" xmlns:o="urn:schemas-microsoft-com:office:office" xmlns:r="http://schemas.openxmlformats.org/officeDocument/2006/relationships" xmlns:m="http://schemas.openxmlformats.org/officeDocument/2006/math" xmlns:v="urn:schemas-microsoft-com:vml" xmlns:wp14="http://schemas.microsoft.com/office/word/2010/wordprocessingDrawing" xmlns:wp="http://schemas.openxmlformats.org/drawingml/2006/wordprocessingDrawing" xmlns:w10="urn:schemas-microsoft-com:office:word" xmlns:w="http://schemas.openxmlformats.org/wordprocessingml/2006/main" xmlns:w14="http://schemas.microsoft.com/office/word/2010/wordml" xmlns:wpg="http://schemas.microsoft.com/office/word/2010/wordprocessingGroup" xmlns:wpi="http://schemas.microsoft.com/office/word/2010/wordprocessingInk" xmlns:wne="http://schemas.microsoft.com/office/word/2006/wordml" xmlns:wps="http://schemas.microsoft.com/office/word/2010/wordprocessingShape" mc:Ignorable="w14 wp14">
   <w:body>
-    <w:p/>
-    <w:p/>
-    <w:p/>
+    <w:p>
+      <w:pPr>
+        <w:spacing w:before="0" w:after="0" w:lineRule="exact" w:line="3969"/>
+      </w:pPr>
+      <w:r/>
+    </w:p>
     <w:p>
       <w:pPr>
         <w:spacing w:after="200"/>
@@ -4728,7 +4731,7 @@
             <w:pPr>
               <w:keepNext/>
               <w:keepLines/>
-              <w:spacing w:before="0" w:after="0" w:line="1020" w:lineRule="exact"/>
+              <w:spacing w:before="0" w:after="0" w:line="4535" w:lineRule="exact"/>
             </w:pPr>
           </w:p>
           <w:p>
@@ -4780,7 +4783,7 @@
           </w:p>
           <w:p>
             <w:pPr>
-              <w:spacing w:before="0" w:after="0" w:line="1020" w:lineRule="exact"/>
+              <w:spacing w:before="0" w:after="0" w:line="4535" w:lineRule="exact"/>
             </w:pPr>
           </w:p>
           <w:p>

--- a/examples/demos/demo_entrepreneurship_training.docx
+++ b/examples/demos/demo_entrepreneurship_training.docx
@@ -81,6 +81,9 @@
         <w:gridCol w:w="6123"/>
       </w:tblGrid>
       <w:tr>
+        <w:trPr>
+          <w:cantSplit/>
+        </w:trPr>
         <w:tc>
           <w:tcPr>
             <w:tcW w:type="dxa" w:w="2608"/>
@@ -123,6 +126,9 @@
         </w:tc>
       </w:tr>
       <w:tr>
+        <w:trPr>
+          <w:cantSplit/>
+        </w:trPr>
         <w:tc>
           <w:tcPr>
             <w:tcW w:type="dxa" w:w="2608"/>
@@ -165,6 +171,9 @@
         </w:tc>
       </w:tr>
       <w:tr>
+        <w:trPr>
+          <w:cantSplit/>
+        </w:trPr>
         <w:tc>
           <w:tcPr>
             <w:tcW w:type="dxa" w:w="2608"/>
@@ -207,6 +216,9 @@
         </w:tc>
       </w:tr>
       <w:tr>
+        <w:trPr>
+          <w:cantSplit/>
+        </w:trPr>
         <w:tc>
           <w:tcPr>
             <w:tcW w:type="dxa" w:w="2608"/>
@@ -249,6 +261,9 @@
         </w:tc>
       </w:tr>
       <w:tr>
+        <w:trPr>
+          <w:cantSplit/>
+        </w:trPr>
         <w:tc>
           <w:tcPr>
             <w:tcW w:type="dxa" w:w="2608"/>
@@ -291,6 +306,9 @@
         </w:tc>
       </w:tr>
       <w:tr>
+        <w:trPr>
+          <w:cantSplit/>
+        </w:trPr>
         <w:tc>
           <w:tcPr>
             <w:tcW w:type="dxa" w:w="2608"/>
@@ -333,6 +351,9 @@
         </w:tc>
       </w:tr>
       <w:tr>
+        <w:trPr>
+          <w:cantSplit/>
+        </w:trPr>
         <w:tc>
           <w:tcPr>
             <w:tcW w:type="dxa" w:w="2608"/>
@@ -385,6 +406,7 @@
         <w:keepNext/>
         <w:keepLines/>
         <w:spacing w:before="280" w:after="140" w:line="360" w:lineRule="auto"/>
+        <w:outlineLvl w:val="0"/>
       </w:pPr>
       <w:r>
         <w:rPr>
@@ -424,6 +446,9 @@
         <w:gridCol w:w="6123"/>
       </w:tblGrid>
       <w:tr>
+        <w:trPr>
+          <w:cantSplit/>
+        </w:trPr>
         <w:tc>
           <w:tcPr>
             <w:tcW w:type="dxa" w:w="2608"/>
@@ -466,6 +491,9 @@
         </w:tc>
       </w:tr>
       <w:tr>
+        <w:trPr>
+          <w:cantSplit/>
+        </w:trPr>
         <w:tc>
           <w:tcPr>
             <w:tcW w:type="dxa" w:w="2608"/>
@@ -508,6 +536,9 @@
         </w:tc>
       </w:tr>
       <w:tr>
+        <w:trPr>
+          <w:cantSplit/>
+        </w:trPr>
         <w:tc>
           <w:tcPr>
             <w:tcW w:type="dxa" w:w="2608"/>
@@ -550,6 +581,9 @@
         </w:tc>
       </w:tr>
       <w:tr>
+        <w:trPr>
+          <w:cantSplit/>
+        </w:trPr>
         <w:tc>
           <w:tcPr>
             <w:tcW w:type="dxa" w:w="2608"/>
@@ -672,6 +706,7 @@
         <w:keepNext/>
         <w:keepLines/>
         <w:spacing w:before="280" w:after="140" w:line="360" w:lineRule="auto"/>
+        <w:outlineLvl w:val="0"/>
       </w:pPr>
       <w:r>
         <w:rPr>
@@ -776,6 +811,7 @@
         <w:keepNext/>
         <w:keepLines/>
         <w:spacing w:before="200" w:after="100" w:line="360" w:lineRule="auto"/>
+        <w:outlineLvl w:val="1"/>
       </w:pPr>
       <w:r>
         <w:rPr>
@@ -822,6 +858,7 @@
         <w:keepNext/>
         <w:keepLines/>
         <w:spacing w:before="200" w:after="100" w:line="360" w:lineRule="auto"/>
+        <w:outlineLvl w:val="1"/>
       </w:pPr>
       <w:r>
         <w:rPr>
@@ -831,6 +868,21 @@
           <w:sz w:val="25"/>
         </w:rPr>
         <w:t>2.2 单位经济模型</w:t>
+      </w:r>
+    </w:p>
+    <w:p>
+      <w:pPr>
+        <w:spacing w:before="0" w:after="120" w:lineRule="auto" w:line="360"/>
+        <w:ind w:firstLine="480"/>
+      </w:pPr>
+      <w:r>
+        <w:rPr>
+          <w:rFonts w:ascii="宋体" w:hAnsi="宋体" w:eastAsia="宋体"/>
+          <w:b w:val="0"/>
+          <w:color w:val="111827"/>
+          <w:sz w:val="24"/>
+        </w:rPr>
+        <w:t>单位经济模型决定这个生意能不能规模化复制。我们按一亩一次的完整作业周期拆开算：收入端是每亩每次 8 元的服务费，成本端包含飞手、折旧、耗材与数据处理四块，逐项口径与金额见表 1。</w:t>
       </w:r>
     </w:p>
     <w:p>
@@ -1396,6 +1448,7 @@
         <w:keepNext/>
         <w:keepLines/>
         <w:spacing w:before="280" w:after="140" w:line="360" w:lineRule="auto"/>
+        <w:outlineLvl w:val="0"/>
       </w:pPr>
       <w:r>
         <w:rPr>
@@ -1970,6 +2023,7 @@
         <w:keepNext/>
         <w:keepLines/>
         <w:spacing w:before="200" w:after="100" w:line="360" w:lineRule="auto"/>
+        <w:outlineLvl w:val="1"/>
       </w:pPr>
       <w:r>
         <w:rPr>
@@ -2016,6 +2070,7 @@
         <w:keepNext/>
         <w:keepLines/>
         <w:spacing w:before="200" w:after="100" w:line="360" w:lineRule="auto"/>
+        <w:outlineLvl w:val="1"/>
       </w:pPr>
       <w:r>
         <w:rPr>
@@ -2150,6 +2205,7 @@
         <w:keepNext/>
         <w:keepLines/>
         <w:spacing w:before="280" w:after="140" w:line="360" w:lineRule="auto"/>
+        <w:outlineLvl w:val="0"/>
       </w:pPr>
       <w:r>
         <w:rPr>
@@ -2173,7 +2229,7 @@
           <w:color w:val="111827"/>
           <w:sz w:val="24"/>
         </w:rPr>
-        <w:t>按已签约客户与意向客户测算，五年营业收入由 48 万元增至 720 万元，第 3 年实现盈亏平衡，第 5 年净利润 282 万元（见图 3）。</w:t>
+        <w:t>按已签约客户与意向客户测算，五年营业收入由 48 万元增至 720 万元，第 3 年实现盈亏平衡，第 5 年净利润 282 万元（见图 3）（见表 3）。</w:t>
       </w:r>
     </w:p>
     <w:p>
@@ -2780,6 +2836,7 @@
         <w:keepNext/>
         <w:keepLines/>
         <w:spacing w:before="200" w:after="100" w:line="360" w:lineRule="auto"/>
+        <w:outlineLvl w:val="1"/>
       </w:pPr>
       <w:r>
         <w:rPr>
@@ -3440,6 +3497,7 @@
         <w:keepNext/>
         <w:keepLines/>
         <w:spacing w:before="280" w:after="140" w:line="360" w:lineRule="auto"/>
+        <w:outlineLvl w:val="0"/>
       </w:pPr>
       <w:r>
         <w:rPr>
@@ -3576,6 +3634,7 @@
         <w:keepNext/>
         <w:keepLines/>
         <w:spacing w:before="200" w:after="100" w:line="360" w:lineRule="auto"/>
+        <w:outlineLvl w:val="1"/>
       </w:pPr>
       <w:r>
         <w:rPr>
@@ -3637,6 +3696,7 @@
         <w:keepNext/>
         <w:keepLines/>
         <w:spacing w:before="280" w:after="140" w:line="360" w:lineRule="auto"/>
+        <w:outlineLvl w:val="0"/>
       </w:pPr>
       <w:r>
         <w:rPr>
@@ -4072,7 +4132,7 @@
           <w:color w:val="111827"/>
           <w:sz w:val="24"/>
         </w:rPr>
-        <w:t>政策风险值得单独说。低空作业的空域审批在各地执行尺度不一，有些县要求逐次报备，有些县只需年度备案。这直接影响作业效率——逐次报备意味着无法做应急响应。团队的做法是先与县级农业农村局建立年度备案关系，把审批前置，而不是每次都走流程。</w:t>
+        <w:t>政策风险值得单独说。低空作业的空域审批在各地执行尺度不一，有些县要求逐次报备，有些县只需年度备案。这直接影响作业效率——逐次报备意味着无法做应急响应。团队的做法是先与县级农业农村局建立年度备案关系，把审批前置，而不是每次都走流程（见表 5）。</w:t>
       </w:r>
     </w:p>
     <w:p>
@@ -4110,6 +4170,7 @@
         <w:keepNext/>
         <w:keepLines/>
         <w:spacing w:before="280" w:after="140" w:line="360" w:lineRule="auto"/>
+        <w:outlineLvl w:val="0"/>
       </w:pPr>
       <w:r>
         <w:rPr>
@@ -4171,6 +4232,7 @@
         <w:keepNext/>
         <w:keepLines/>
         <w:spacing w:before="280" w:after="140" w:line="360" w:lineRule="auto"/>
+        <w:outlineLvl w:val="0"/>
       </w:pPr>
       <w:r>
         <w:rPr>
@@ -4677,6 +4739,7 @@
         <w:keepNext/>
         <w:keepLines/>
         <w:spacing w:before="280" w:after="140" w:line="360" w:lineRule="auto"/>
+        <w:outlineLvl w:val="0"/>
       </w:pPr>
       <w:r>
         <w:rPr>

--- a/examples/demos/demo_entrepreneurship_training.docx
+++ b/examples/demos/demo_entrepreneurship_training.docx
@@ -2734,7 +2734,7 @@
                 <w:color w:val="111827"/>
                 <w:sz w:val="21"/>
               </w:rPr>
-              <w:t>毛利率</w:t>
+              <w:t>净利率</w:t>
             </w:r>
           </w:p>
         </w:tc>
@@ -2755,7 +2755,7 @@
                 <w:color w:val="111827"/>
                 <w:sz w:val="21"/>
               </w:rPr>
-              <w:t>—</w:t>
+              <w:t>-29.2%</w:t>
             </w:r>
           </w:p>
         </w:tc>
